--- a/module-1/buzzell_Mod1_3.docx
+++ b/module-1/buzzell_Mod1_3.docx
@@ -9,7 +9,10 @@
     </w:p>
     <w:p>
       <w:r>
-        <w:t>2/4/2026</w:t>
+        <w:t>6/7</w:t>
+      </w:r>
+      <w:r>
+        <w:t>/2026</w:t>
       </w:r>
     </w:p>
     <w:p>
@@ -180,7 +183,7 @@
           <w:noProof/>
         </w:rPr>
         <w:drawing>
-          <wp:anchor distT="0" distB="0" distL="114300" distR="114300" simplePos="0" relativeHeight="251659264" behindDoc="1" locked="0" layoutInCell="1" allowOverlap="1" wp14:anchorId="7776119C" wp14:editId="1754C8CE">
+          <wp:anchor distT="0" distB="0" distL="114300" distR="114300" simplePos="0" relativeHeight="251659264" behindDoc="1" locked="0" layoutInCell="1" allowOverlap="1" wp14:anchorId="7776119C" wp14:editId="5C8D2C44">
             <wp:simplePos x="0" y="0"/>
             <wp:positionH relativeFrom="column">
               <wp:posOffset>0</wp:posOffset>
